--- a/Dokumentáció/fájlok/Angol_szöveg_bemutatáshoz.docx
+++ b/Dokumentáció/fájlok/Angol_szöveg_bemutatáshoz.docx
@@ -1,21 +1,1438 @@
 
 <file path=word/document.xml><?xml version="1.0" encoding="utf-8"?>
-<w:document xmlns:wpc="http://schemas.microsoft.com/office/word/2010/wordprocessingCanvas" xmlns:cx="http://schemas.microsoft.com/office/drawing/2014/chartex" xmlns:cx1="http://schemas.microsoft.com/office/drawing/2015/9/8/chartex" xmlns:cx2="http://schemas.microsoft.com/office/drawing/2015/10/21/chartex" xmlns:cx3="http://schemas.microsoft.com/office/drawing/2016/5/9/chartex" xmlns:cx4="http://schemas.microsoft.com/office/drawing/2016/5/10/chartex" xmlns:cx5="http://schemas.microsoft.com/office/drawing/2016/5/11/chartex" xmlns:cx6="http://schemas.microsoft.com/office/drawing/2016/5/12/chartex" xmlns:cx7="http://schemas.microsoft.com/office/drawing/2016/5/13/chartex" xmlns:cx8="http://schemas.microsoft.com/office/drawing/2016/5/14/chartex" xmlns:mc="http://schemas.openxmlformats.org/markup-compatibility/2006" xmlns:aink="http://schemas.microsoft.com/office/drawing/2016/ink" xmlns:am3d="http://schemas.microsoft.com/office/drawing/2017/model3d" xmlns:o="urn:schemas-microsoft-com:office:office" xmlns:oel="http://schemas.microsoft.com/office/2019/extlst" xmlns:r="http://schemas.openxmlformats.org/officeDocument/2006/relationships" xmlns:m="http://schemas.openxmlformats.org/officeDocument/2006/math" xmlns:v="urn:schemas-microsoft-com:vml" xmlns:wp14="http://schemas.microsoft.com/office/word/2010/wordprocessingDrawing" xmlns:wp="http://schemas.openxmlformats.org/drawingml/2006/wordprocessingDrawing" xmlns:w10="urn:schemas-microsoft-com:office:word" xmlns:w="http://schemas.openxmlformats.org/wordprocessingml/2006/main" xmlns:w14="http://schemas.microsoft.com/office/word/2010/wordml" xmlns:w15="http://schemas.microsoft.com/office/word/2012/wordml" xmlns:w16cex="http://schemas.microsoft.com/office/word/2018/wordml/cex" xmlns:w16cid="http://schemas.microsoft.com/office/word/2016/wordml/cid" xmlns:w16="http://schemas.microsoft.com/office/word/2018/wordml" xmlns:w16du="http://schemas.microsoft.com/office/word/2023/wordml/word16du" xmlns:w16sdtdh="http://schemas.microsoft.com/office/word/2020/wordml/sdtdatahash" xmlns:w16sdtfl="http://schemas.microsoft.com/office/word/2024/wordml/sdtformatlock" xmlns:w16se="http://schemas.microsoft.com/office/word/2015/wordml/symex" xmlns:wpg="http://schemas.microsoft.com/office/word/2010/wordprocessingGroup" xmlns:wpi="http://schemas.microsoft.com/office/word/2010/wordprocessingInk" xmlns:wne="http://schemas.microsoft.com/office/word/2006/wordml" xmlns:wps="http://schemas.microsoft.com/office/word/2010/wordprocessingShape" mc:Ignorable="w14 w15 w16se w16cid w16 w16cex w16sdtdh w16sdtfl w16du wp14">
+<w:document xmlns:wpc="http://schemas.microsoft.com/office/word/2010/wordprocessingCanvas" xmlns:cx="http://schemas.microsoft.com/office/drawing/2014/chartex" xmlns:cx1="http://schemas.microsoft.com/office/drawing/2015/9/8/chartex" xmlns:cx2="http://schemas.microsoft.com/office/drawing/2015/10/21/chartex" xmlns:cx3="http://schemas.microsoft.com/office/drawing/2016/5/9/chartex" xmlns:cx4="http://schemas.microsoft.com/office/drawing/2016/5/10/chartex" xmlns:cx5="http://schemas.microsoft.com/office/drawing/2016/5/11/chartex" xmlns:cx6="http://schemas.microsoft.com/office/drawing/2016/5/12/chartex" xmlns:cx7="http://schemas.microsoft.com/office/drawing/2016/5/13/chartex" xmlns:cx8="http://schemas.microsoft.com/office/drawing/2016/5/14/chartex" xmlns:mc="http://schemas.openxmlformats.org/markup-compatibility/2006" xmlns:aink="http://schemas.microsoft.com/office/drawing/2016/ink" xmlns:am3d="http://schemas.microsoft.com/office/drawing/2017/model3d" xmlns:o="urn:schemas-microsoft-com:office:office" xmlns:r="http://schemas.openxmlformats.org/officeDocument/2006/relationships" xmlns:m="http://schemas.openxmlformats.org/officeDocument/2006/math" xmlns:v="urn:schemas-microsoft-com:vml" xmlns:wp14="http://schemas.microsoft.com/office/word/2010/wordprocessingDrawing" xmlns:wp="http://schemas.openxmlformats.org/drawingml/2006/wordprocessingDrawing" xmlns:w10="urn:schemas-microsoft-com:office:word" xmlns:w="http://schemas.openxmlformats.org/wordprocessingml/2006/main" xmlns:w14="http://schemas.microsoft.com/office/word/2010/wordml" xmlns:w15="http://schemas.microsoft.com/office/word/2012/wordml" xmlns:w16cex="http://schemas.microsoft.com/office/word/2018/wordml/cex" xmlns:w16cid="http://schemas.microsoft.com/office/word/2016/wordml/cid" xmlns:w16="http://schemas.microsoft.com/office/word/2018/wordml" xmlns:w16sdtdh="http://schemas.microsoft.com/office/word/2020/wordml/sdtdatahash" xmlns:w16se="http://schemas.microsoft.com/office/word/2015/wordml/symex" xmlns:wpg="http://schemas.microsoft.com/office/word/2010/wordprocessingGroup" xmlns:wpi="http://schemas.microsoft.com/office/word/2010/wordprocessingInk" xmlns:wne="http://schemas.microsoft.com/office/word/2006/wordml" xmlns:wps="http://schemas.microsoft.com/office/word/2010/wordprocessingShape" mc:Ignorable="w14 w15 w16se w16cid w16 w16cex w16sdtdh wp14">
   <w:body>
     <w:p>
-      <w:r>
+      <w:pPr>
         <w:rPr>
           <w:sz w:val="144"/>
           <w:szCs w:val="144"/>
         </w:rPr>
-        <w:br/>
-      </w:r>
+      </w:pPr>
       <w:r>
         <w:rPr>
           <w:sz w:val="144"/>
           <w:szCs w:val="144"/>
         </w:rPr>
-        <w:br/>
+        <w:t>Gergő:</w:t>
+      </w:r>
+    </w:p>
+    <w:p>
+      <w:pPr>
+        <w:pStyle w:val="NormlWeb"/>
+      </w:pPr>
+      <w:r>
+        <w:t xml:space="preserve">The most </w:t>
+      </w:r>
+      <w:proofErr w:type="spellStart"/>
+      <w:r>
+        <w:t>important</w:t>
+      </w:r>
+      <w:proofErr w:type="spellEnd"/>
+      <w:r>
+        <w:t xml:space="preserve"> </w:t>
+      </w:r>
+      <w:proofErr w:type="spellStart"/>
+      <w:r>
+        <w:t>parts</w:t>
+      </w:r>
+      <w:proofErr w:type="spellEnd"/>
+      <w:r>
+        <w:t xml:space="preserve"> of </w:t>
+      </w:r>
+      <w:proofErr w:type="spellStart"/>
+      <w:r>
+        <w:t>our</w:t>
+      </w:r>
+      <w:proofErr w:type="spellEnd"/>
+      <w:r>
+        <w:t xml:space="preserve"> website </w:t>
+      </w:r>
+      <w:proofErr w:type="spellStart"/>
+      <w:r>
+        <w:t>that</w:t>
+      </w:r>
+      <w:proofErr w:type="spellEnd"/>
+      <w:r>
+        <w:t xml:space="preserve"> I </w:t>
+      </w:r>
+      <w:proofErr w:type="spellStart"/>
+      <w:r>
+        <w:t>would</w:t>
+      </w:r>
+      <w:proofErr w:type="spellEnd"/>
+      <w:r>
+        <w:t xml:space="preserve"> like </w:t>
+      </w:r>
+      <w:proofErr w:type="spellStart"/>
+      <w:r>
+        <w:t>to</w:t>
+      </w:r>
+      <w:proofErr w:type="spellEnd"/>
+      <w:r>
+        <w:t xml:space="preserve"> </w:t>
+      </w:r>
+      <w:proofErr w:type="spellStart"/>
+      <w:r>
+        <w:t>present</w:t>
+      </w:r>
+      <w:proofErr w:type="spellEnd"/>
+      <w:r>
+        <w:t xml:space="preserve"> </w:t>
+      </w:r>
+      <w:proofErr w:type="spellStart"/>
+      <w:r>
+        <w:t>are</w:t>
+      </w:r>
+      <w:proofErr w:type="spellEnd"/>
+      <w:r>
+        <w:t xml:space="preserve"> </w:t>
+      </w:r>
+      <w:proofErr w:type="spellStart"/>
+      <w:r>
+        <w:t>the</w:t>
+      </w:r>
+      <w:proofErr w:type="spellEnd"/>
+      <w:r>
+        <w:t xml:space="preserve"> </w:t>
+      </w:r>
+      <w:proofErr w:type="spellStart"/>
+      <w:r>
+        <w:t>header</w:t>
+      </w:r>
+      <w:proofErr w:type="spellEnd"/>
+      <w:r>
+        <w:t xml:space="preserve"> and </w:t>
+      </w:r>
+      <w:proofErr w:type="spellStart"/>
+      <w:r>
+        <w:t>the</w:t>
+      </w:r>
+      <w:proofErr w:type="spellEnd"/>
+      <w:r>
+        <w:t xml:space="preserve"> </w:t>
+      </w:r>
+      <w:proofErr w:type="spellStart"/>
+      <w:r>
+        <w:t>footer</w:t>
+      </w:r>
+      <w:proofErr w:type="spellEnd"/>
+      <w:r>
+        <w:t xml:space="preserve">. </w:t>
+      </w:r>
+      <w:proofErr w:type="spellStart"/>
+      <w:r>
+        <w:t>These</w:t>
+      </w:r>
+      <w:proofErr w:type="spellEnd"/>
+      <w:r>
+        <w:t xml:space="preserve"> </w:t>
+      </w:r>
+      <w:proofErr w:type="spellStart"/>
+      <w:r>
+        <w:t>appear</w:t>
+      </w:r>
+      <w:proofErr w:type="spellEnd"/>
+      <w:r>
+        <w:t xml:space="preserve"> </w:t>
+      </w:r>
+      <w:proofErr w:type="spellStart"/>
+      <w:r>
+        <w:t>on</w:t>
+      </w:r>
+      <w:proofErr w:type="spellEnd"/>
+      <w:r>
+        <w:t xml:space="preserve"> </w:t>
+      </w:r>
+      <w:proofErr w:type="spellStart"/>
+      <w:r>
+        <w:t>every</w:t>
+      </w:r>
+      <w:proofErr w:type="spellEnd"/>
+      <w:r>
+        <w:t xml:space="preserve"> </w:t>
+      </w:r>
+      <w:proofErr w:type="spellStart"/>
+      <w:r>
+        <w:t>page</w:t>
+      </w:r>
+      <w:proofErr w:type="spellEnd"/>
+      <w:r>
+        <w:t xml:space="preserve">. In </w:t>
+      </w:r>
+      <w:proofErr w:type="spellStart"/>
+      <w:r>
+        <w:t>the</w:t>
+      </w:r>
+      <w:proofErr w:type="spellEnd"/>
+      <w:r>
+        <w:t xml:space="preserve"> </w:t>
+      </w:r>
+      <w:proofErr w:type="spellStart"/>
+      <w:r>
+        <w:t>header</w:t>
+      </w:r>
+      <w:proofErr w:type="spellEnd"/>
+      <w:r>
+        <w:t xml:space="preserve">, </w:t>
+      </w:r>
+      <w:proofErr w:type="spellStart"/>
+      <w:r>
+        <w:t>you</w:t>
+      </w:r>
+      <w:proofErr w:type="spellEnd"/>
+      <w:r>
+        <w:t xml:space="preserve"> </w:t>
+      </w:r>
+      <w:proofErr w:type="spellStart"/>
+      <w:r>
+        <w:t>can</w:t>
+      </w:r>
+      <w:proofErr w:type="spellEnd"/>
+      <w:r>
+        <w:t xml:space="preserve"> </w:t>
+      </w:r>
+      <w:proofErr w:type="spellStart"/>
+      <w:r>
+        <w:t>see</w:t>
+      </w:r>
+      <w:proofErr w:type="spellEnd"/>
+      <w:r>
+        <w:t xml:space="preserve"> </w:t>
+      </w:r>
+      <w:proofErr w:type="spellStart"/>
+      <w:r>
+        <w:t>the</w:t>
+      </w:r>
+      <w:proofErr w:type="spellEnd"/>
+      <w:r>
+        <w:t xml:space="preserve"> </w:t>
+      </w:r>
+      <w:proofErr w:type="spellStart"/>
+      <w:r>
+        <w:t>logo</w:t>
+      </w:r>
+      <w:proofErr w:type="spellEnd"/>
+      <w:r>
+        <w:t xml:space="preserve">, </w:t>
+      </w:r>
+      <w:proofErr w:type="spellStart"/>
+      <w:r>
+        <w:t>along</w:t>
+      </w:r>
+      <w:proofErr w:type="spellEnd"/>
+      <w:r>
+        <w:t xml:space="preserve"> </w:t>
+      </w:r>
+      <w:proofErr w:type="spellStart"/>
+      <w:r>
+        <w:t>with</w:t>
+      </w:r>
+      <w:proofErr w:type="spellEnd"/>
+      <w:r>
+        <w:t xml:space="preserve"> </w:t>
+      </w:r>
+      <w:proofErr w:type="spellStart"/>
+      <w:r>
+        <w:t>the</w:t>
+      </w:r>
+      <w:proofErr w:type="spellEnd"/>
+      <w:r>
+        <w:t xml:space="preserve"> </w:t>
+      </w:r>
+      <w:proofErr w:type="spellStart"/>
+      <w:r>
+        <w:t>registration</w:t>
+      </w:r>
+      <w:proofErr w:type="spellEnd"/>
+      <w:r>
+        <w:t xml:space="preserve"> and login </w:t>
+      </w:r>
+      <w:proofErr w:type="spellStart"/>
+      <w:r>
+        <w:t>options</w:t>
+      </w:r>
+      <w:proofErr w:type="spellEnd"/>
+      <w:r>
+        <w:t xml:space="preserve">. The </w:t>
+      </w:r>
+      <w:proofErr w:type="spellStart"/>
+      <w:r>
+        <w:t>registration</w:t>
+      </w:r>
+      <w:proofErr w:type="spellEnd"/>
+      <w:r>
+        <w:t xml:space="preserve"> </w:t>
+      </w:r>
+      <w:proofErr w:type="spellStart"/>
+      <w:r>
+        <w:t>process</w:t>
+      </w:r>
+      <w:proofErr w:type="spellEnd"/>
+      <w:r>
+        <w:t xml:space="preserve"> is </w:t>
+      </w:r>
+      <w:proofErr w:type="spellStart"/>
+      <w:r>
+        <w:t>designed</w:t>
+      </w:r>
+      <w:proofErr w:type="spellEnd"/>
+      <w:r>
+        <w:t xml:space="preserve"> </w:t>
+      </w:r>
+      <w:proofErr w:type="spellStart"/>
+      <w:r>
+        <w:t>so</w:t>
+      </w:r>
+      <w:proofErr w:type="spellEnd"/>
+      <w:r>
+        <w:t xml:space="preserve"> </w:t>
+      </w:r>
+      <w:proofErr w:type="spellStart"/>
+      <w:r>
+        <w:t>that</w:t>
+      </w:r>
+      <w:proofErr w:type="spellEnd"/>
+      <w:r>
+        <w:t xml:space="preserve"> </w:t>
+      </w:r>
+      <w:proofErr w:type="spellStart"/>
+      <w:r>
+        <w:t>users</w:t>
+      </w:r>
+      <w:proofErr w:type="spellEnd"/>
+      <w:r>
+        <w:t xml:space="preserve"> must </w:t>
+      </w:r>
+      <w:proofErr w:type="spellStart"/>
+      <w:r>
+        <w:t>verify</w:t>
+      </w:r>
+      <w:proofErr w:type="spellEnd"/>
+      <w:r>
+        <w:t xml:space="preserve"> </w:t>
+      </w:r>
+      <w:proofErr w:type="spellStart"/>
+      <w:r>
+        <w:t>their</w:t>
+      </w:r>
+      <w:proofErr w:type="spellEnd"/>
+      <w:r>
+        <w:t xml:space="preserve"> account </w:t>
+      </w:r>
+      <w:proofErr w:type="spellStart"/>
+      <w:r>
+        <w:t>via</w:t>
+      </w:r>
+      <w:proofErr w:type="spellEnd"/>
+      <w:r>
+        <w:t xml:space="preserve"> </w:t>
+      </w:r>
+      <w:proofErr w:type="spellStart"/>
+      <w:r>
+        <w:t>the</w:t>
+      </w:r>
+      <w:proofErr w:type="spellEnd"/>
+      <w:r>
+        <w:t xml:space="preserve"> email </w:t>
+      </w:r>
+      <w:proofErr w:type="spellStart"/>
+      <w:r>
+        <w:t>address</w:t>
+      </w:r>
+      <w:proofErr w:type="spellEnd"/>
+      <w:r>
+        <w:t xml:space="preserve"> </w:t>
+      </w:r>
+      <w:proofErr w:type="spellStart"/>
+      <w:r>
+        <w:t>they</w:t>
+      </w:r>
+      <w:proofErr w:type="spellEnd"/>
+      <w:r>
+        <w:t xml:space="preserve"> </w:t>
+      </w:r>
+      <w:proofErr w:type="spellStart"/>
+      <w:r>
+        <w:t>provided</w:t>
+      </w:r>
+      <w:proofErr w:type="spellEnd"/>
+      <w:r>
+        <w:t xml:space="preserve">, and </w:t>
+      </w:r>
+      <w:proofErr w:type="spellStart"/>
+      <w:r>
+        <w:t>only</w:t>
+      </w:r>
+      <w:proofErr w:type="spellEnd"/>
+      <w:r>
+        <w:t xml:space="preserve"> </w:t>
+      </w:r>
+      <w:proofErr w:type="spellStart"/>
+      <w:r>
+        <w:t>after</w:t>
+      </w:r>
+      <w:proofErr w:type="spellEnd"/>
+      <w:r>
+        <w:t xml:space="preserve"> </w:t>
+      </w:r>
+      <w:proofErr w:type="spellStart"/>
+      <w:r>
+        <w:t>that</w:t>
+      </w:r>
+      <w:proofErr w:type="spellEnd"/>
+      <w:r>
+        <w:t xml:space="preserve"> </w:t>
+      </w:r>
+      <w:proofErr w:type="spellStart"/>
+      <w:r>
+        <w:t>can</w:t>
+      </w:r>
+      <w:proofErr w:type="spellEnd"/>
+      <w:r>
+        <w:t xml:space="preserve"> </w:t>
+      </w:r>
+      <w:proofErr w:type="spellStart"/>
+      <w:r>
+        <w:t>they</w:t>
+      </w:r>
+      <w:proofErr w:type="spellEnd"/>
+      <w:r>
+        <w:t xml:space="preserve"> log in.</w:t>
+      </w:r>
+    </w:p>
+    <w:p>
+      <w:pPr>
+        <w:pStyle w:val="NormlWeb"/>
+      </w:pPr>
+      <w:proofErr w:type="spellStart"/>
+      <w:r>
+        <w:t>We</w:t>
+      </w:r>
+      <w:proofErr w:type="spellEnd"/>
+      <w:r>
+        <w:t xml:space="preserve"> </w:t>
+      </w:r>
+      <w:proofErr w:type="spellStart"/>
+      <w:r>
+        <w:t>have</w:t>
+      </w:r>
+      <w:proofErr w:type="spellEnd"/>
+      <w:r>
+        <w:t xml:space="preserve"> </w:t>
+      </w:r>
+      <w:proofErr w:type="spellStart"/>
+      <w:r>
+        <w:t>created</w:t>
+      </w:r>
+      <w:proofErr w:type="spellEnd"/>
+      <w:r>
+        <w:t xml:space="preserve"> a test </w:t>
+      </w:r>
+      <w:proofErr w:type="spellStart"/>
+      <w:r>
+        <w:t>user</w:t>
+      </w:r>
+      <w:proofErr w:type="spellEnd"/>
+      <w:r>
+        <w:t xml:space="preserve"> in </w:t>
+      </w:r>
+      <w:proofErr w:type="spellStart"/>
+      <w:r>
+        <w:t>advance</w:t>
+      </w:r>
+      <w:proofErr w:type="spellEnd"/>
+      <w:r>
+        <w:t xml:space="preserve"> </w:t>
+      </w:r>
+      <w:proofErr w:type="spellStart"/>
+      <w:r>
+        <w:t>with</w:t>
+      </w:r>
+      <w:proofErr w:type="spellEnd"/>
+      <w:r>
+        <w:t xml:space="preserve"> a </w:t>
+      </w:r>
+      <w:proofErr w:type="spellStart"/>
+      <w:r>
+        <w:t>temporary</w:t>
+      </w:r>
+      <w:proofErr w:type="spellEnd"/>
+      <w:r>
+        <w:t xml:space="preserve"> email </w:t>
+      </w:r>
+      <w:proofErr w:type="spellStart"/>
+      <w:r>
+        <w:t>address</w:t>
+      </w:r>
+      <w:proofErr w:type="spellEnd"/>
+      <w:r>
+        <w:t xml:space="preserve">. </w:t>
+      </w:r>
+      <w:proofErr w:type="spellStart"/>
+      <w:r>
+        <w:t>After</w:t>
+      </w:r>
+      <w:proofErr w:type="spellEnd"/>
+      <w:r>
+        <w:t xml:space="preserve"> entering </w:t>
+      </w:r>
+      <w:proofErr w:type="spellStart"/>
+      <w:r>
+        <w:t>the</w:t>
+      </w:r>
+      <w:proofErr w:type="spellEnd"/>
+      <w:r>
+        <w:t xml:space="preserve"> email </w:t>
+      </w:r>
+      <w:proofErr w:type="spellStart"/>
+      <w:r>
+        <w:t>address</w:t>
+      </w:r>
+      <w:proofErr w:type="spellEnd"/>
+      <w:r>
+        <w:t xml:space="preserve"> and </w:t>
+      </w:r>
+      <w:proofErr w:type="spellStart"/>
+      <w:r>
+        <w:t>password</w:t>
+      </w:r>
+      <w:proofErr w:type="spellEnd"/>
+      <w:r>
+        <w:t xml:space="preserve">, </w:t>
+      </w:r>
+      <w:proofErr w:type="spellStart"/>
+      <w:r>
+        <w:t>we</w:t>
+      </w:r>
+      <w:proofErr w:type="spellEnd"/>
+      <w:r>
+        <w:t xml:space="preserve"> </w:t>
+      </w:r>
+      <w:proofErr w:type="spellStart"/>
+      <w:r>
+        <w:t>click</w:t>
+      </w:r>
+      <w:proofErr w:type="spellEnd"/>
+      <w:r>
+        <w:t xml:space="preserve"> </w:t>
+      </w:r>
+      <w:proofErr w:type="spellStart"/>
+      <w:r>
+        <w:t>the</w:t>
+      </w:r>
+      <w:proofErr w:type="spellEnd"/>
+      <w:r>
+        <w:t xml:space="preserve"> login </w:t>
+      </w:r>
+      <w:proofErr w:type="spellStart"/>
+      <w:r>
+        <w:t>button</w:t>
+      </w:r>
+      <w:proofErr w:type="spellEnd"/>
+      <w:r>
+        <w:t xml:space="preserve"> and </w:t>
+      </w:r>
+      <w:proofErr w:type="spellStart"/>
+      <w:r>
+        <w:t>access</w:t>
+      </w:r>
+      <w:proofErr w:type="spellEnd"/>
+      <w:r>
+        <w:t xml:space="preserve"> </w:t>
+      </w:r>
+      <w:proofErr w:type="spellStart"/>
+      <w:r>
+        <w:t>the</w:t>
+      </w:r>
+      <w:proofErr w:type="spellEnd"/>
+      <w:r>
+        <w:t xml:space="preserve"> account, </w:t>
+      </w:r>
+      <w:proofErr w:type="spellStart"/>
+      <w:r>
+        <w:t>where</w:t>
+      </w:r>
+      <w:proofErr w:type="spellEnd"/>
+      <w:r>
+        <w:t xml:space="preserve"> </w:t>
+      </w:r>
+      <w:proofErr w:type="spellStart"/>
+      <w:r>
+        <w:t>we</w:t>
+      </w:r>
+      <w:proofErr w:type="spellEnd"/>
+      <w:r>
+        <w:t xml:space="preserve"> </w:t>
+      </w:r>
+      <w:proofErr w:type="spellStart"/>
+      <w:r>
+        <w:t>can</w:t>
+      </w:r>
+      <w:proofErr w:type="spellEnd"/>
+      <w:r>
+        <w:t xml:space="preserve"> </w:t>
+      </w:r>
+      <w:proofErr w:type="spellStart"/>
+      <w:r>
+        <w:t>already</w:t>
+      </w:r>
+      <w:proofErr w:type="spellEnd"/>
+      <w:r>
+        <w:t xml:space="preserve"> </w:t>
+      </w:r>
+      <w:proofErr w:type="spellStart"/>
+      <w:r>
+        <w:t>see</w:t>
+      </w:r>
+      <w:proofErr w:type="spellEnd"/>
+      <w:r>
+        <w:t xml:space="preserve"> </w:t>
+      </w:r>
+      <w:proofErr w:type="spellStart"/>
+      <w:r>
+        <w:t>the</w:t>
+      </w:r>
+      <w:proofErr w:type="spellEnd"/>
+      <w:r>
+        <w:t xml:space="preserve"> </w:t>
+      </w:r>
+      <w:proofErr w:type="spellStart"/>
+      <w:r>
+        <w:t>bookings</w:t>
+      </w:r>
+      <w:proofErr w:type="spellEnd"/>
+      <w:r>
+        <w:t xml:space="preserve">, </w:t>
+      </w:r>
+      <w:proofErr w:type="spellStart"/>
+      <w:r>
+        <w:t>the</w:t>
+      </w:r>
+      <w:proofErr w:type="spellEnd"/>
+      <w:r>
+        <w:t xml:space="preserve"> </w:t>
+      </w:r>
+      <w:proofErr w:type="spellStart"/>
+      <w:r>
+        <w:t>profile</w:t>
+      </w:r>
+      <w:proofErr w:type="spellEnd"/>
+      <w:r>
+        <w:t>, and—</w:t>
+      </w:r>
+      <w:proofErr w:type="spellStart"/>
+      <w:r>
+        <w:t>if</w:t>
+      </w:r>
+      <w:proofErr w:type="spellEnd"/>
+      <w:r>
+        <w:t xml:space="preserve"> </w:t>
+      </w:r>
+      <w:proofErr w:type="spellStart"/>
+      <w:r>
+        <w:t>available</w:t>
+      </w:r>
+      <w:proofErr w:type="spellEnd"/>
+      <w:r>
+        <w:t>—</w:t>
+      </w:r>
+      <w:proofErr w:type="spellStart"/>
+      <w:r>
+        <w:t>our</w:t>
+      </w:r>
+      <w:proofErr w:type="spellEnd"/>
+      <w:r>
+        <w:t xml:space="preserve"> </w:t>
+      </w:r>
+      <w:proofErr w:type="spellStart"/>
+      <w:r>
+        <w:t>own</w:t>
+      </w:r>
+      <w:proofErr w:type="spellEnd"/>
+      <w:r>
+        <w:t xml:space="preserve"> </w:t>
+      </w:r>
+      <w:proofErr w:type="spellStart"/>
+      <w:r>
+        <w:t>campsite</w:t>
+      </w:r>
+      <w:proofErr w:type="spellEnd"/>
+      <w:r>
+        <w:t xml:space="preserve">. </w:t>
+      </w:r>
+      <w:proofErr w:type="spellStart"/>
+      <w:r>
+        <w:t>Using</w:t>
+      </w:r>
+      <w:proofErr w:type="spellEnd"/>
+      <w:r>
+        <w:t xml:space="preserve"> </w:t>
+      </w:r>
+      <w:proofErr w:type="spellStart"/>
+      <w:r>
+        <w:t>the</w:t>
+      </w:r>
+      <w:proofErr w:type="spellEnd"/>
+      <w:r>
+        <w:t xml:space="preserve"> logout </w:t>
+      </w:r>
+      <w:proofErr w:type="spellStart"/>
+      <w:r>
+        <w:t>button</w:t>
+      </w:r>
+      <w:proofErr w:type="spellEnd"/>
+      <w:r>
+        <w:t xml:space="preserve">, </w:t>
+      </w:r>
+      <w:proofErr w:type="spellStart"/>
+      <w:r>
+        <w:t>we</w:t>
+      </w:r>
+      <w:proofErr w:type="spellEnd"/>
+      <w:r>
+        <w:t xml:space="preserve"> </w:t>
+      </w:r>
+      <w:proofErr w:type="spellStart"/>
+      <w:r>
+        <w:t>can</w:t>
+      </w:r>
+      <w:proofErr w:type="spellEnd"/>
+      <w:r>
+        <w:t xml:space="preserve"> </w:t>
+      </w:r>
+      <w:proofErr w:type="spellStart"/>
+      <w:r>
+        <w:t>sign</w:t>
+      </w:r>
+      <w:proofErr w:type="spellEnd"/>
+      <w:r>
+        <w:t xml:space="preserve"> out, </w:t>
+      </w:r>
+      <w:proofErr w:type="spellStart"/>
+      <w:r>
+        <w:t>although</w:t>
+      </w:r>
+      <w:proofErr w:type="spellEnd"/>
+      <w:r>
+        <w:t xml:space="preserve"> I </w:t>
+      </w:r>
+      <w:proofErr w:type="spellStart"/>
+      <w:r>
+        <w:t>will</w:t>
+      </w:r>
+      <w:proofErr w:type="spellEnd"/>
+      <w:r>
+        <w:t xml:space="preserve"> </w:t>
+      </w:r>
+      <w:proofErr w:type="spellStart"/>
+      <w:r>
+        <w:t>not</w:t>
+      </w:r>
+      <w:proofErr w:type="spellEnd"/>
+      <w:r>
+        <w:t xml:space="preserve"> </w:t>
+      </w:r>
+      <w:proofErr w:type="spellStart"/>
+      <w:r>
+        <w:t>do</w:t>
+      </w:r>
+      <w:proofErr w:type="spellEnd"/>
+      <w:r>
+        <w:t xml:space="preserve"> </w:t>
+      </w:r>
+      <w:proofErr w:type="spellStart"/>
+      <w:r>
+        <w:t>that</w:t>
+      </w:r>
+      <w:proofErr w:type="spellEnd"/>
+      <w:r>
+        <w:t xml:space="preserve"> </w:t>
+      </w:r>
+      <w:proofErr w:type="spellStart"/>
+      <w:r>
+        <w:t>right</w:t>
+      </w:r>
+      <w:proofErr w:type="spellEnd"/>
+      <w:r>
+        <w:t xml:space="preserve"> </w:t>
+      </w:r>
+      <w:proofErr w:type="spellStart"/>
+      <w:r>
+        <w:t>now</w:t>
+      </w:r>
+      <w:proofErr w:type="spellEnd"/>
+      <w:r>
+        <w:t>.</w:t>
+      </w:r>
+    </w:p>
+    <w:p>
+      <w:pPr>
+        <w:pStyle w:val="NormlWeb"/>
+      </w:pPr>
+      <w:r>
+        <w:t xml:space="preserve">In </w:t>
+      </w:r>
+      <w:proofErr w:type="spellStart"/>
+      <w:r>
+        <w:t>addition</w:t>
+      </w:r>
+      <w:proofErr w:type="spellEnd"/>
+      <w:r>
+        <w:t xml:space="preserve">, </w:t>
+      </w:r>
+      <w:proofErr w:type="spellStart"/>
+      <w:r>
+        <w:t>there</w:t>
+      </w:r>
+      <w:proofErr w:type="spellEnd"/>
+      <w:r>
+        <w:t xml:space="preserve"> is </w:t>
+      </w:r>
+      <w:proofErr w:type="spellStart"/>
+      <w:r>
+        <w:t>the</w:t>
+      </w:r>
+      <w:proofErr w:type="spellEnd"/>
+      <w:r>
+        <w:t xml:space="preserve"> </w:t>
+      </w:r>
+      <w:proofErr w:type="spellStart"/>
+      <w:r>
+        <w:t>previously</w:t>
+      </w:r>
+      <w:proofErr w:type="spellEnd"/>
+      <w:r>
+        <w:t xml:space="preserve"> </w:t>
+      </w:r>
+      <w:proofErr w:type="spellStart"/>
+      <w:r>
+        <w:t>mentioned</w:t>
+      </w:r>
+      <w:proofErr w:type="spellEnd"/>
+      <w:r>
+        <w:t xml:space="preserve"> </w:t>
+      </w:r>
+      <w:proofErr w:type="spellStart"/>
+      <w:r>
+        <w:t>footer</w:t>
+      </w:r>
+      <w:proofErr w:type="spellEnd"/>
+      <w:r>
+        <w:t xml:space="preserve"> </w:t>
+      </w:r>
+      <w:proofErr w:type="spellStart"/>
+      <w:r>
+        <w:t>section</w:t>
+      </w:r>
+      <w:proofErr w:type="spellEnd"/>
+      <w:r>
+        <w:t xml:space="preserve">, </w:t>
+      </w:r>
+      <w:proofErr w:type="spellStart"/>
+      <w:r>
+        <w:t>which</w:t>
+      </w:r>
+      <w:proofErr w:type="spellEnd"/>
+      <w:r>
+        <w:t xml:space="preserve"> </w:t>
+      </w:r>
+      <w:proofErr w:type="spellStart"/>
+      <w:r>
+        <w:t>includes</w:t>
+      </w:r>
+      <w:proofErr w:type="spellEnd"/>
+      <w:r>
+        <w:t xml:space="preserve"> </w:t>
+      </w:r>
+      <w:proofErr w:type="spellStart"/>
+      <w:r>
+        <w:t>our</w:t>
+      </w:r>
+      <w:proofErr w:type="spellEnd"/>
+      <w:r>
+        <w:t xml:space="preserve"> </w:t>
+      </w:r>
+      <w:proofErr w:type="spellStart"/>
+      <w:r>
+        <w:t>contact</w:t>
+      </w:r>
+      <w:proofErr w:type="spellEnd"/>
+      <w:r>
+        <w:t xml:space="preserve"> </w:t>
+      </w:r>
+      <w:proofErr w:type="spellStart"/>
+      <w:r>
+        <w:t>details</w:t>
+      </w:r>
+      <w:proofErr w:type="spellEnd"/>
+      <w:r>
+        <w:t xml:space="preserve">, </w:t>
+      </w:r>
+      <w:proofErr w:type="spellStart"/>
+      <w:r>
+        <w:t>slogan</w:t>
+      </w:r>
+      <w:proofErr w:type="spellEnd"/>
+      <w:r>
+        <w:t xml:space="preserve">, </w:t>
+      </w:r>
+      <w:proofErr w:type="spellStart"/>
+      <w:r>
+        <w:t>privacy</w:t>
+      </w:r>
+      <w:proofErr w:type="spellEnd"/>
+      <w:r>
+        <w:t xml:space="preserve"> policy, </w:t>
+      </w:r>
+      <w:proofErr w:type="spellStart"/>
+      <w:r>
+        <w:t>cookie</w:t>
+      </w:r>
+      <w:proofErr w:type="spellEnd"/>
+      <w:r>
+        <w:t xml:space="preserve"> management </w:t>
+      </w:r>
+      <w:proofErr w:type="spellStart"/>
+      <w:r>
+        <w:t>information</w:t>
+      </w:r>
+      <w:proofErr w:type="spellEnd"/>
+      <w:r>
+        <w:t xml:space="preserve">, and </w:t>
+      </w:r>
+      <w:proofErr w:type="spellStart"/>
+      <w:r>
+        <w:t>terms</w:t>
+      </w:r>
+      <w:proofErr w:type="spellEnd"/>
+      <w:r>
+        <w:t xml:space="preserve"> of </w:t>
+      </w:r>
+      <w:proofErr w:type="spellStart"/>
+      <w:r>
+        <w:t>use</w:t>
+      </w:r>
+      <w:proofErr w:type="spellEnd"/>
+      <w:r>
+        <w:t>.</w:t>
+      </w:r>
+    </w:p>
+    <w:p>
+      <w:pPr>
+        <w:pStyle w:val="NormlWeb"/>
+      </w:pPr>
+      <w:proofErr w:type="spellStart"/>
+      <w:r>
+        <w:t>Now</w:t>
+      </w:r>
+      <w:proofErr w:type="spellEnd"/>
+      <w:r>
+        <w:t xml:space="preserve"> </w:t>
+      </w:r>
+      <w:proofErr w:type="spellStart"/>
+      <w:r>
+        <w:t>let</w:t>
+      </w:r>
+      <w:proofErr w:type="spellEnd"/>
+      <w:r>
+        <w:t xml:space="preserve"> </w:t>
+      </w:r>
+      <w:proofErr w:type="spellStart"/>
+      <w:r>
+        <w:t>me</w:t>
+      </w:r>
+      <w:proofErr w:type="spellEnd"/>
+      <w:r>
+        <w:t xml:space="preserve"> </w:t>
+      </w:r>
+      <w:proofErr w:type="spellStart"/>
+      <w:r>
+        <w:t>introduce</w:t>
+      </w:r>
+      <w:proofErr w:type="spellEnd"/>
+      <w:r>
+        <w:t xml:space="preserve"> </w:t>
+      </w:r>
+      <w:proofErr w:type="spellStart"/>
+      <w:r>
+        <w:t>our</w:t>
+      </w:r>
+      <w:proofErr w:type="spellEnd"/>
+      <w:r>
+        <w:t xml:space="preserve"> </w:t>
+      </w:r>
+      <w:proofErr w:type="spellStart"/>
+      <w:r>
+        <w:t>first</w:t>
+      </w:r>
+      <w:proofErr w:type="spellEnd"/>
+      <w:r>
+        <w:t xml:space="preserve"> </w:t>
+      </w:r>
+      <w:proofErr w:type="spellStart"/>
+      <w:r>
+        <w:t>page</w:t>
+      </w:r>
+      <w:proofErr w:type="spellEnd"/>
+      <w:r>
+        <w:t xml:space="preserve">, </w:t>
+      </w:r>
+      <w:proofErr w:type="spellStart"/>
+      <w:r>
+        <w:t>the</w:t>
+      </w:r>
+      <w:proofErr w:type="spellEnd"/>
+      <w:r>
+        <w:t xml:space="preserve"> </w:t>
+      </w:r>
+      <w:proofErr w:type="spellStart"/>
+      <w:r>
+        <w:t>home</w:t>
+      </w:r>
+      <w:proofErr w:type="spellEnd"/>
+      <w:r>
+        <w:t xml:space="preserve"> </w:t>
+      </w:r>
+      <w:proofErr w:type="spellStart"/>
+      <w:r>
+        <w:t>page</w:t>
+      </w:r>
+      <w:proofErr w:type="spellEnd"/>
+      <w:r>
+        <w:t xml:space="preserve">, </w:t>
+      </w:r>
+      <w:proofErr w:type="spellStart"/>
+      <w:r>
+        <w:t>where</w:t>
+      </w:r>
+      <w:proofErr w:type="spellEnd"/>
+      <w:r>
+        <w:t xml:space="preserve"> </w:t>
+      </w:r>
+      <w:proofErr w:type="spellStart"/>
+      <w:r>
+        <w:t>users</w:t>
+      </w:r>
+      <w:proofErr w:type="spellEnd"/>
+      <w:r>
+        <w:t xml:space="preserve"> </w:t>
+      </w:r>
+      <w:proofErr w:type="spellStart"/>
+      <w:r>
+        <w:t>can</w:t>
+      </w:r>
+      <w:proofErr w:type="spellEnd"/>
+      <w:r>
+        <w:t xml:space="preserve"> </w:t>
+      </w:r>
+      <w:proofErr w:type="spellStart"/>
+      <w:r>
+        <w:t>search</w:t>
+      </w:r>
+      <w:proofErr w:type="spellEnd"/>
+      <w:r>
+        <w:t xml:space="preserve"> </w:t>
+      </w:r>
+      <w:proofErr w:type="spellStart"/>
+      <w:r>
+        <w:t>for</w:t>
+      </w:r>
+      <w:proofErr w:type="spellEnd"/>
+      <w:r>
+        <w:t xml:space="preserve"> </w:t>
+      </w:r>
+      <w:proofErr w:type="spellStart"/>
+      <w:r>
+        <w:t>accommodation</w:t>
+      </w:r>
+      <w:proofErr w:type="spellEnd"/>
+      <w:r>
+        <w:t xml:space="preserve">. </w:t>
+      </w:r>
+      <w:proofErr w:type="spellStart"/>
+      <w:r>
+        <w:t>They</w:t>
+      </w:r>
+      <w:proofErr w:type="spellEnd"/>
+      <w:r>
+        <w:t xml:space="preserve"> </w:t>
+      </w:r>
+      <w:proofErr w:type="spellStart"/>
+      <w:r>
+        <w:t>can</w:t>
+      </w:r>
+      <w:proofErr w:type="spellEnd"/>
+      <w:r>
+        <w:t xml:space="preserve"> </w:t>
+      </w:r>
+      <w:proofErr w:type="spellStart"/>
+      <w:r>
+        <w:t>specify</w:t>
+      </w:r>
+      <w:proofErr w:type="spellEnd"/>
+      <w:r>
+        <w:t xml:space="preserve"> </w:t>
+      </w:r>
+      <w:proofErr w:type="spellStart"/>
+      <w:r>
+        <w:t>the</w:t>
+      </w:r>
+      <w:proofErr w:type="spellEnd"/>
+      <w:r>
+        <w:t xml:space="preserve"> </w:t>
+      </w:r>
+      <w:proofErr w:type="spellStart"/>
+      <w:r>
+        <w:t>booking</w:t>
+      </w:r>
+      <w:proofErr w:type="spellEnd"/>
+      <w:r>
+        <w:t xml:space="preserve"> </w:t>
+      </w:r>
+      <w:proofErr w:type="spellStart"/>
+      <w:r>
+        <w:t>dates</w:t>
+      </w:r>
+      <w:proofErr w:type="spellEnd"/>
+      <w:r>
+        <w:t xml:space="preserve"> and </w:t>
+      </w:r>
+      <w:proofErr w:type="spellStart"/>
+      <w:r>
+        <w:t>the</w:t>
+      </w:r>
+      <w:proofErr w:type="spellEnd"/>
+      <w:r>
+        <w:t xml:space="preserve"> </w:t>
+      </w:r>
+      <w:proofErr w:type="spellStart"/>
+      <w:r>
+        <w:t>number</w:t>
+      </w:r>
+      <w:proofErr w:type="spellEnd"/>
+      <w:r>
+        <w:t xml:space="preserve"> of </w:t>
+      </w:r>
+      <w:proofErr w:type="spellStart"/>
+      <w:r>
+        <w:t>guests</w:t>
+      </w:r>
+      <w:proofErr w:type="spellEnd"/>
+      <w:r>
+        <w:t xml:space="preserve">. </w:t>
+      </w:r>
+      <w:proofErr w:type="spellStart"/>
+      <w:r>
+        <w:t>After</w:t>
+      </w:r>
+      <w:proofErr w:type="spellEnd"/>
+      <w:r>
+        <w:t xml:space="preserve"> </w:t>
+      </w:r>
+      <w:proofErr w:type="spellStart"/>
+      <w:r>
+        <w:t>that</w:t>
+      </w:r>
+      <w:proofErr w:type="spellEnd"/>
+      <w:r>
+        <w:t xml:space="preserve">, </w:t>
+      </w:r>
+      <w:proofErr w:type="spellStart"/>
+      <w:r>
+        <w:t>they</w:t>
+      </w:r>
+      <w:proofErr w:type="spellEnd"/>
+      <w:r>
+        <w:t xml:space="preserve"> </w:t>
+      </w:r>
+      <w:proofErr w:type="spellStart"/>
+      <w:r>
+        <w:t>can</w:t>
+      </w:r>
+      <w:proofErr w:type="spellEnd"/>
+      <w:r>
+        <w:t xml:space="preserve"> </w:t>
+      </w:r>
+      <w:proofErr w:type="spellStart"/>
+      <w:r>
+        <w:t>see</w:t>
+      </w:r>
+      <w:proofErr w:type="spellEnd"/>
+      <w:r>
+        <w:t xml:space="preserve"> </w:t>
+      </w:r>
+      <w:proofErr w:type="spellStart"/>
+      <w:r>
+        <w:t>some</w:t>
+      </w:r>
+      <w:proofErr w:type="spellEnd"/>
+      <w:r>
+        <w:t xml:space="preserve"> </w:t>
+      </w:r>
+      <w:proofErr w:type="spellStart"/>
+      <w:r>
+        <w:t>popular</w:t>
+      </w:r>
+      <w:proofErr w:type="spellEnd"/>
+      <w:r>
+        <w:t xml:space="preserve"> </w:t>
+      </w:r>
+      <w:proofErr w:type="spellStart"/>
+      <w:r>
+        <w:t>campsites</w:t>
+      </w:r>
+      <w:proofErr w:type="spellEnd"/>
+      <w:r>
+        <w:t xml:space="preserve">, and </w:t>
+      </w:r>
+      <w:proofErr w:type="spellStart"/>
+      <w:r>
+        <w:t>below</w:t>
+      </w:r>
+      <w:proofErr w:type="spellEnd"/>
+      <w:r>
+        <w:t xml:space="preserve"> </w:t>
+      </w:r>
+      <w:proofErr w:type="spellStart"/>
+      <w:r>
+        <w:t>that</w:t>
+      </w:r>
+      <w:proofErr w:type="spellEnd"/>
+      <w:r>
+        <w:t xml:space="preserve">, </w:t>
+      </w:r>
+      <w:proofErr w:type="spellStart"/>
+      <w:r>
+        <w:t>the</w:t>
+      </w:r>
+      <w:proofErr w:type="spellEnd"/>
+      <w:r>
+        <w:t xml:space="preserve"> </w:t>
+      </w:r>
+      <w:proofErr w:type="spellStart"/>
+      <w:r>
+        <w:t>advantages</w:t>
+      </w:r>
+      <w:proofErr w:type="spellEnd"/>
+      <w:r>
+        <w:t xml:space="preserve"> of </w:t>
+      </w:r>
+      <w:proofErr w:type="spellStart"/>
+      <w:r>
+        <w:t>our</w:t>
+      </w:r>
+      <w:proofErr w:type="spellEnd"/>
+      <w:r>
+        <w:t xml:space="preserve"> platform—</w:t>
+      </w:r>
+      <w:proofErr w:type="spellStart"/>
+      <w:r>
+        <w:t>what</w:t>
+      </w:r>
+      <w:proofErr w:type="spellEnd"/>
+      <w:r>
+        <w:t xml:space="preserve"> </w:t>
+      </w:r>
+      <w:proofErr w:type="spellStart"/>
+      <w:r>
+        <w:t>makes</w:t>
+      </w:r>
+      <w:proofErr w:type="spellEnd"/>
+      <w:r>
+        <w:t xml:space="preserve"> </w:t>
+      </w:r>
+      <w:proofErr w:type="spellStart"/>
+      <w:r>
+        <w:t>it</w:t>
+      </w:r>
+      <w:proofErr w:type="spellEnd"/>
+      <w:r>
+        <w:t xml:space="preserve"> </w:t>
+      </w:r>
+      <w:proofErr w:type="spellStart"/>
+      <w:r>
+        <w:t>better</w:t>
+      </w:r>
+      <w:proofErr w:type="spellEnd"/>
+      <w:r>
+        <w:t xml:space="preserve"> </w:t>
+      </w:r>
+      <w:proofErr w:type="spellStart"/>
+      <w:r>
+        <w:t>than</w:t>
+      </w:r>
+      <w:proofErr w:type="spellEnd"/>
+      <w:r>
+        <w:t xml:space="preserve"> an </w:t>
+      </w:r>
+      <w:proofErr w:type="spellStart"/>
+      <w:r>
+        <w:t>average</w:t>
+      </w:r>
+      <w:proofErr w:type="spellEnd"/>
+      <w:r>
+        <w:t xml:space="preserve"> </w:t>
+      </w:r>
+      <w:proofErr w:type="spellStart"/>
+      <w:r>
+        <w:t>campsite</w:t>
+      </w:r>
+      <w:proofErr w:type="spellEnd"/>
+      <w:r>
+        <w:t xml:space="preserve"> </w:t>
+      </w:r>
+      <w:proofErr w:type="spellStart"/>
+      <w:r>
+        <w:t>booking</w:t>
+      </w:r>
+      <w:proofErr w:type="spellEnd"/>
+      <w:r>
+        <w:t xml:space="preserve"> website. </w:t>
+      </w:r>
+      <w:proofErr w:type="spellStart"/>
+      <w:r>
+        <w:t>Finally</w:t>
+      </w:r>
+      <w:proofErr w:type="spellEnd"/>
+      <w:r>
+        <w:t xml:space="preserve">, </w:t>
+      </w:r>
+      <w:proofErr w:type="spellStart"/>
+      <w:r>
+        <w:t>users</w:t>
+      </w:r>
+      <w:proofErr w:type="spellEnd"/>
+      <w:r>
+        <w:t xml:space="preserve"> </w:t>
+      </w:r>
+      <w:proofErr w:type="spellStart"/>
+      <w:r>
+        <w:t>can</w:t>
+      </w:r>
+      <w:proofErr w:type="spellEnd"/>
+      <w:r>
+        <w:t xml:space="preserve"> </w:t>
+      </w:r>
+      <w:proofErr w:type="spellStart"/>
+      <w:r>
+        <w:t>also</w:t>
+      </w:r>
+      <w:proofErr w:type="spellEnd"/>
+      <w:r>
+        <w:t xml:space="preserve"> </w:t>
+      </w:r>
+      <w:proofErr w:type="spellStart"/>
+      <w:r>
+        <w:t>see</w:t>
+      </w:r>
+      <w:proofErr w:type="spellEnd"/>
+      <w:r>
+        <w:t xml:space="preserve"> </w:t>
+      </w:r>
+      <w:proofErr w:type="spellStart"/>
+      <w:r>
+        <w:t>the</w:t>
+      </w:r>
+      <w:proofErr w:type="spellEnd"/>
+      <w:r>
+        <w:t xml:space="preserve"> </w:t>
+      </w:r>
+      <w:proofErr w:type="spellStart"/>
+      <w:r>
+        <w:t>guests</w:t>
+      </w:r>
+      <w:proofErr w:type="spellEnd"/>
+      <w:r>
+        <w:t xml:space="preserve">’ </w:t>
+      </w:r>
+      <w:proofErr w:type="spellStart"/>
+      <w:r>
+        <w:t>favorite</w:t>
+      </w:r>
+      <w:proofErr w:type="spellEnd"/>
+      <w:r>
+        <w:t xml:space="preserve"> </w:t>
+      </w:r>
+      <w:proofErr w:type="spellStart"/>
+      <w:r>
+        <w:t>campsites</w:t>
+      </w:r>
+      <w:proofErr w:type="spellEnd"/>
+      <w:r>
+        <w:t xml:space="preserve">. </w:t>
+      </w:r>
+      <w:proofErr w:type="spellStart"/>
+      <w:r>
+        <w:t>These</w:t>
+      </w:r>
+      <w:proofErr w:type="spellEnd"/>
+      <w:r>
+        <w:t xml:space="preserve"> </w:t>
+      </w:r>
+      <w:proofErr w:type="spellStart"/>
+      <w:r>
+        <w:t>will</w:t>
+      </w:r>
+      <w:proofErr w:type="spellEnd"/>
+      <w:r>
+        <w:t xml:space="preserve"> be </w:t>
+      </w:r>
+      <w:proofErr w:type="spellStart"/>
+      <w:r>
+        <w:t>presented</w:t>
+      </w:r>
+      <w:proofErr w:type="spellEnd"/>
+      <w:r>
+        <w:t xml:space="preserve"> </w:t>
+      </w:r>
+      <w:proofErr w:type="spellStart"/>
+      <w:r>
+        <w:t>by</w:t>
+      </w:r>
+      <w:proofErr w:type="spellEnd"/>
+      <w:r>
+        <w:t xml:space="preserve"> András Dicső, and I </w:t>
+      </w:r>
+      <w:proofErr w:type="spellStart"/>
+      <w:r>
+        <w:t>will</w:t>
+      </w:r>
+      <w:proofErr w:type="spellEnd"/>
+      <w:r>
+        <w:t xml:space="preserve"> </w:t>
+      </w:r>
+      <w:proofErr w:type="spellStart"/>
+      <w:r>
+        <w:t>now</w:t>
+      </w:r>
+      <w:proofErr w:type="spellEnd"/>
+      <w:r>
+        <w:t xml:space="preserve"> </w:t>
+      </w:r>
+      <w:proofErr w:type="spellStart"/>
+      <w:r>
+        <w:t>hand</w:t>
+      </w:r>
+      <w:proofErr w:type="spellEnd"/>
+      <w:r>
+        <w:t xml:space="preserve"> over </w:t>
+      </w:r>
+      <w:proofErr w:type="spellStart"/>
+      <w:r>
+        <w:t>to</w:t>
+      </w:r>
+      <w:proofErr w:type="spellEnd"/>
+      <w:r>
+        <w:t xml:space="preserve"> </w:t>
+      </w:r>
+      <w:proofErr w:type="spellStart"/>
+      <w:r>
+        <w:t>him</w:t>
+      </w:r>
+      <w:proofErr w:type="spellEnd"/>
+      <w:r>
+        <w:t>.</w:t>
       </w:r>
       <w:r>
         <w:rPr>
@@ -742,7 +2159,7 @@
     <w:p>
       <w:r>
         <w:pict w14:anchorId="3B0EE4AF">
-          <v:rect id="_x0000_i1079" style="width:0;height:1.5pt" o:hralign="center" o:hrstd="t" o:hr="t" fillcolor="#a0a0a0" stroked="f"/>
+          <v:rect id="_x0000_i1025" style="width:0;height:1.5pt" o:hralign="center" o:hrstd="t" o:hr="t" fillcolor="#a0a0a0" stroked="f"/>
         </w:pict>
       </w:r>
     </w:p>
@@ -1306,7 +2723,7 @@
     <w:p>
       <w:r>
         <w:pict w14:anchorId="4567F07B">
-          <v:rect id="_x0000_i1080" style="width:0;height:1.5pt" o:hralign="center" o:hrstd="t" o:hr="t" fillcolor="#a0a0a0" stroked="f"/>
+          <v:rect id="_x0000_i1026" style="width:0;height:1.5pt" o:hralign="center" o:hrstd="t" o:hr="t" fillcolor="#a0a0a0" stroked="f"/>
         </w:pict>
       </w:r>
     </w:p>
@@ -1836,7 +3253,7 @@
     <w:p>
       <w:r>
         <w:pict w14:anchorId="3F816F88">
-          <v:rect id="_x0000_i1081" style="width:0;height:1.5pt" o:hralign="center" o:hrstd="t" o:hr="t" fillcolor="#a0a0a0" stroked="f"/>
+          <v:rect id="_x0000_i1027" style="width:0;height:1.5pt" o:hralign="center" o:hrstd="t" o:hr="t" fillcolor="#a0a0a0" stroked="f"/>
         </w:pict>
       </w:r>
     </w:p>
@@ -2522,7 +3939,7 @@
     <w:p>
       <w:r>
         <w:pict w14:anchorId="63A08DDE">
-          <v:rect id="_x0000_i1082" style="width:0;height:1.5pt" o:hralign="center" o:hrstd="t" o:hr="t" fillcolor="#a0a0a0" stroked="f"/>
+          <v:rect id="_x0000_i1028" style="width:0;height:1.5pt" o:hralign="center" o:hrstd="t" o:hr="t" fillcolor="#a0a0a0" stroked="f"/>
         </w:pict>
       </w:r>
     </w:p>
@@ -3007,7 +4424,7 @@
     <w:p>
       <w:r>
         <w:pict w14:anchorId="216F7935">
-          <v:rect id="_x0000_i1083" style="width:0;height:1.5pt" o:hralign="center" o:hrstd="t" o:hr="t" fillcolor="#a0a0a0" stroked="f"/>
+          <v:rect id="_x0000_i1029" style="width:0;height:1.5pt" o:hralign="center" o:hrstd="t" o:hr="t" fillcolor="#a0a0a0" stroked="f"/>
         </w:pict>
       </w:r>
     </w:p>
@@ -3313,7 +4730,7 @@
     <w:p>
       <w:r>
         <w:pict w14:anchorId="4C89ADE3">
-          <v:rect id="_x0000_i1084" style="width:0;height:1.5pt" o:hralign="center" o:hrstd="t" o:hr="t" fillcolor="#a0a0a0" stroked="f"/>
+          <v:rect id="_x0000_i1030" style="width:0;height:1.5pt" o:hralign="center" o:hrstd="t" o:hr="t" fillcolor="#a0a0a0" stroked="f"/>
         </w:pict>
       </w:r>
     </w:p>
@@ -3667,7 +5084,7 @@
     <w:p>
       <w:r>
         <w:pict w14:anchorId="58E0A9D1">
-          <v:rect id="_x0000_i1085" style="width:0;height:1.5pt" o:hralign="center" o:hrstd="t" o:hr="t" fillcolor="#a0a0a0" stroked="f"/>
+          <v:rect id="_x0000_i1031" style="width:0;height:1.5pt" o:hralign="center" o:hrstd="t" o:hr="t" fillcolor="#a0a0a0" stroked="f"/>
         </w:pict>
       </w:r>
     </w:p>
@@ -4048,7 +5465,7 @@
     <w:p>
       <w:r>
         <w:pict w14:anchorId="3DDF9449">
-          <v:rect id="_x0000_i1086" style="width:0;height:1.5pt" o:hralign="center" o:hrstd="t" o:hr="t" fillcolor="#a0a0a0" stroked="f"/>
+          <v:rect id="_x0000_i1032" style="width:0;height:1.5pt" o:hralign="center" o:hrstd="t" o:hr="t" fillcolor="#a0a0a0" stroked="f"/>
         </w:pict>
       </w:r>
     </w:p>
@@ -4526,7 +5943,7 @@
     <w:p>
       <w:r>
         <w:pict w14:anchorId="45489ACC">
-          <v:rect id="_x0000_i1087" style="width:0;height:1.5pt" o:hralign="center" o:hrstd="t" o:hr="t" fillcolor="#a0a0a0" stroked="f"/>
+          <v:rect id="_x0000_i1033" style="width:0;height:1.5pt" o:hralign="center" o:hrstd="t" o:hr="t" fillcolor="#a0a0a0" stroked="f"/>
         </w:pict>
       </w:r>
     </w:p>
@@ -4862,7 +6279,7 @@
 </file>
 
 <file path=word/numbering.xml><?xml version="1.0" encoding="utf-8"?>
-<w:numbering xmlns:wpc="http://schemas.microsoft.com/office/word/2010/wordprocessingCanvas" xmlns:cx="http://schemas.microsoft.com/office/drawing/2014/chartex" xmlns:cx1="http://schemas.microsoft.com/office/drawing/2015/9/8/chartex" xmlns:cx2="http://schemas.microsoft.com/office/drawing/2015/10/21/chartex" xmlns:cx3="http://schemas.microsoft.com/office/drawing/2016/5/9/chartex" xmlns:cx4="http://schemas.microsoft.com/office/drawing/2016/5/10/chartex" xmlns:cx5="http://schemas.microsoft.com/office/drawing/2016/5/11/chartex" xmlns:cx6="http://schemas.microsoft.com/office/drawing/2016/5/12/chartex" xmlns:cx7="http://schemas.microsoft.com/office/drawing/2016/5/13/chartex" xmlns:cx8="http://schemas.microsoft.com/office/drawing/2016/5/14/chartex" xmlns:mc="http://schemas.openxmlformats.org/markup-compatibility/2006" xmlns:aink="http://schemas.microsoft.com/office/drawing/2016/ink" xmlns:am3d="http://schemas.microsoft.com/office/drawing/2017/model3d" xmlns:o="urn:schemas-microsoft-com:office:office" xmlns:oel="http://schemas.microsoft.com/office/2019/extlst" xmlns:r="http://schemas.openxmlformats.org/officeDocument/2006/relationships" xmlns:m="http://schemas.openxmlformats.org/officeDocument/2006/math" xmlns:v="urn:schemas-microsoft-com:vml" xmlns:wp14="http://schemas.microsoft.com/office/word/2010/wordprocessingDrawing" xmlns:wp="http://schemas.openxmlformats.org/drawingml/2006/wordprocessingDrawing" xmlns:w10="urn:schemas-microsoft-com:office:word" xmlns:w="http://schemas.openxmlformats.org/wordprocessingml/2006/main" xmlns:w14="http://schemas.microsoft.com/office/word/2010/wordml" xmlns:w15="http://schemas.microsoft.com/office/word/2012/wordml" xmlns:w16cex="http://schemas.microsoft.com/office/word/2018/wordml/cex" xmlns:w16cid="http://schemas.microsoft.com/office/word/2016/wordml/cid" xmlns:w16="http://schemas.microsoft.com/office/word/2018/wordml" xmlns:w16du="http://schemas.microsoft.com/office/word/2023/wordml/word16du" xmlns:w16sdtdh="http://schemas.microsoft.com/office/word/2020/wordml/sdtdatahash" xmlns:w16sdtfl="http://schemas.microsoft.com/office/word/2024/wordml/sdtformatlock" xmlns:w16se="http://schemas.microsoft.com/office/word/2015/wordml/symex" xmlns:wpg="http://schemas.microsoft.com/office/word/2010/wordprocessingGroup" xmlns:wpi="http://schemas.microsoft.com/office/word/2010/wordprocessingInk" xmlns:wne="http://schemas.microsoft.com/office/word/2006/wordml" xmlns:wps="http://schemas.microsoft.com/office/word/2010/wordprocessingShape" mc:Ignorable="w14 w15 w16se w16cid w16 w16cex w16sdtdh w16sdtfl w16du wp14">
+<w:numbering xmlns:wpc="http://schemas.microsoft.com/office/word/2010/wordprocessingCanvas" xmlns:cx="http://schemas.microsoft.com/office/drawing/2014/chartex" xmlns:cx1="http://schemas.microsoft.com/office/drawing/2015/9/8/chartex" xmlns:cx2="http://schemas.microsoft.com/office/drawing/2015/10/21/chartex" xmlns:cx3="http://schemas.microsoft.com/office/drawing/2016/5/9/chartex" xmlns:cx4="http://schemas.microsoft.com/office/drawing/2016/5/10/chartex" xmlns:cx5="http://schemas.microsoft.com/office/drawing/2016/5/11/chartex" xmlns:cx6="http://schemas.microsoft.com/office/drawing/2016/5/12/chartex" xmlns:cx7="http://schemas.microsoft.com/office/drawing/2016/5/13/chartex" xmlns:cx8="http://schemas.microsoft.com/office/drawing/2016/5/14/chartex" xmlns:mc="http://schemas.openxmlformats.org/markup-compatibility/2006" xmlns:aink="http://schemas.microsoft.com/office/drawing/2016/ink" xmlns:am3d="http://schemas.microsoft.com/office/drawing/2017/model3d" xmlns:o="urn:schemas-microsoft-com:office:office" xmlns:r="http://schemas.openxmlformats.org/officeDocument/2006/relationships" xmlns:m="http://schemas.openxmlformats.org/officeDocument/2006/math" xmlns:v="urn:schemas-microsoft-com:vml" xmlns:wp14="http://schemas.microsoft.com/office/word/2010/wordprocessingDrawing" xmlns:wp="http://schemas.openxmlformats.org/drawingml/2006/wordprocessingDrawing" xmlns:w10="urn:schemas-microsoft-com:office:word" xmlns:w="http://schemas.openxmlformats.org/wordprocessingml/2006/main" xmlns:w14="http://schemas.microsoft.com/office/word/2010/wordml" xmlns:w15="http://schemas.microsoft.com/office/word/2012/wordml" xmlns:w16cex="http://schemas.microsoft.com/office/word/2018/wordml/cex" xmlns:w16cid="http://schemas.microsoft.com/office/word/2016/wordml/cid" xmlns:w16="http://schemas.microsoft.com/office/word/2018/wordml" xmlns:w16sdtdh="http://schemas.microsoft.com/office/word/2020/wordml/sdtdatahash" xmlns:w16se="http://schemas.microsoft.com/office/word/2015/wordml/symex" xmlns:wpg="http://schemas.microsoft.com/office/word/2010/wordprocessingGroup" xmlns:wpi="http://schemas.microsoft.com/office/word/2010/wordprocessingInk" xmlns:wne="http://schemas.microsoft.com/office/word/2006/wordml" xmlns:wps="http://schemas.microsoft.com/office/word/2010/wordprocessingShape" mc:Ignorable="w14 w15 w16se w16cid w16 w16cex w16sdtdh wp14">
   <w:abstractNum w:abstractNumId="0" w15:restartNumberingAfterBreak="0">
     <w:nsid w:val="13AF58D2"/>
     <w:multiLevelType w:val="multilevel"/>
@@ -5880,38 +7297,38 @@
       </w:pPr>
     </w:lvl>
   </w:abstractNum>
-  <w:num w:numId="1" w16cid:durableId="394592626">
+  <w:num w:numId="1">
     <w:abstractNumId w:val="5"/>
   </w:num>
-  <w:num w:numId="2" w16cid:durableId="462887566">
+  <w:num w:numId="2">
     <w:abstractNumId w:val="1"/>
   </w:num>
-  <w:num w:numId="3" w16cid:durableId="2145081363">
+  <w:num w:numId="3">
     <w:abstractNumId w:val="8"/>
   </w:num>
-  <w:num w:numId="4" w16cid:durableId="190144510">
+  <w:num w:numId="4">
     <w:abstractNumId w:val="0"/>
   </w:num>
-  <w:num w:numId="5" w16cid:durableId="2061203662">
+  <w:num w:numId="5">
     <w:abstractNumId w:val="4"/>
   </w:num>
-  <w:num w:numId="6" w16cid:durableId="1454783811">
+  <w:num w:numId="6">
     <w:abstractNumId w:val="3"/>
   </w:num>
-  <w:num w:numId="7" w16cid:durableId="292830611">
+  <w:num w:numId="7">
     <w:abstractNumId w:val="7"/>
   </w:num>
-  <w:num w:numId="8" w16cid:durableId="1861972650">
+  <w:num w:numId="8">
     <w:abstractNumId w:val="6"/>
   </w:num>
-  <w:num w:numId="9" w16cid:durableId="2098474530">
+  <w:num w:numId="9">
     <w:abstractNumId w:val="2"/>
   </w:num>
 </w:numbering>
 </file>
 
 <file path=word/styles.xml><?xml version="1.0" encoding="utf-8"?>
-<w:styles xmlns:mc="http://schemas.openxmlformats.org/markup-compatibility/2006" xmlns:r="http://schemas.openxmlformats.org/officeDocument/2006/relationships" xmlns:w="http://schemas.openxmlformats.org/wordprocessingml/2006/main" xmlns:w14="http://schemas.microsoft.com/office/word/2010/wordml" xmlns:w15="http://schemas.microsoft.com/office/word/2012/wordml" xmlns:w16cex="http://schemas.microsoft.com/office/word/2018/wordml/cex" xmlns:w16cid="http://schemas.microsoft.com/office/word/2016/wordml/cid" xmlns:w16="http://schemas.microsoft.com/office/word/2018/wordml" xmlns:w16du="http://schemas.microsoft.com/office/word/2023/wordml/word16du" xmlns:w16sdtdh="http://schemas.microsoft.com/office/word/2020/wordml/sdtdatahash" xmlns:w16sdtfl="http://schemas.microsoft.com/office/word/2024/wordml/sdtformatlock" xmlns:w16se="http://schemas.microsoft.com/office/word/2015/wordml/symex" mc:Ignorable="w14 w15 w16se w16cid w16 w16cex w16sdtdh w16sdtfl w16du">
+<w:styles xmlns:mc="http://schemas.openxmlformats.org/markup-compatibility/2006" xmlns:r="http://schemas.openxmlformats.org/officeDocument/2006/relationships" xmlns:w="http://schemas.openxmlformats.org/wordprocessingml/2006/main" xmlns:w14="http://schemas.microsoft.com/office/word/2010/wordml" xmlns:w15="http://schemas.microsoft.com/office/word/2012/wordml" xmlns:w16cex="http://schemas.microsoft.com/office/word/2018/wordml/cex" xmlns:w16cid="http://schemas.microsoft.com/office/word/2016/wordml/cid" xmlns:w16="http://schemas.microsoft.com/office/word/2018/wordml" xmlns:w16sdtdh="http://schemas.microsoft.com/office/word/2020/wordml/sdtdatahash" xmlns:w16se="http://schemas.microsoft.com/office/word/2015/wordml/symex" mc:Ignorable="w14 w15 w16se w16cid w16 w16cex w16sdtdh">
   <w:docDefaults>
     <w:rPrDefault>
       <w:rPr>
@@ -6513,6 +7930,7 @@
   <w:style w:type="character" w:default="1" w:styleId="Bekezdsalapbettpusa">
     <w:name w:val="Default Paragraph Font"/>
     <w:uiPriority w:val="1"/>
+    <w:semiHidden/>
     <w:unhideWhenUsed/>
   </w:style>
   <w:style w:type="table" w:default="1" w:styleId="Normltblzat">
@@ -6826,6 +8244,22 @@
       <w:spacing w:val="5"/>
     </w:rPr>
   </w:style>
+  <w:style w:type="paragraph" w:styleId="NormlWeb">
+    <w:name w:val="Normal (Web)"/>
+    <w:basedOn w:val="Norml"/>
+    <w:uiPriority w:val="99"/>
+    <w:unhideWhenUsed/>
+    <w:rsid w:val="00EC2F7E"/>
+    <w:pPr>
+      <w:spacing w:before="100" w:beforeAutospacing="1" w:after="100" w:afterAutospacing="1" w:line="240" w:lineRule="auto"/>
+    </w:pPr>
+    <w:rPr>
+      <w:rFonts w:ascii="Times New Roman" w:eastAsia="Times New Roman" w:hAnsi="Times New Roman" w:cs="Times New Roman"/>
+      <w:kern w:val="0"/>
+      <w:lang w:eastAsia="hu-HU"/>
+      <w14:ligatures w14:val="none"/>
+    </w:rPr>
+  </w:style>
 </w:styles>
 </file>
 
